--- a/computingservices/DocumentServices/templates/redline_redaction_summary.docx
+++ b/computingservices/DocumentServices/templates/redline_redaction_summary.docx
@@ -26,79 +26,7 @@
           <w:sz w:val="20"/>
           <w:szCs w:val="20"/>
         </w:rPr>
-        <w:t>{</w:t>
-      </w:r>
-      <w:proofErr w:type="spellStart"/>
-      <w:r>
-        <w:rPr>
-          <w:rFonts w:ascii="BCSans-Bold" w:hAnsi="BCSans-Bold" w:cs="BCSans-Bold"/>
-          <w:b/>
-          <w:bCs/>
-          <w:color w:val="A1192F"/>
-          <w:sz w:val="20"/>
-          <w:szCs w:val="20"/>
-        </w:rPr>
-        <w:t>d.data</w:t>
-      </w:r>
-      <w:proofErr w:type="spellEnd"/>
-      <w:r>
-        <w:rPr>
-          <w:rFonts w:ascii="BCSans-Bold" w:hAnsi="BCSans-Bold" w:cs="BCSans-Bold"/>
-          <w:b/>
-          <w:bCs/>
-          <w:color w:val="A1192F"/>
-          <w:sz w:val="20"/>
-          <w:szCs w:val="20"/>
-        </w:rPr>
-        <w:t>[</w:t>
-      </w:r>
-      <w:proofErr w:type="spellStart"/>
-      <w:r>
-        <w:rPr>
-          <w:rFonts w:ascii="BCSans-Bold" w:hAnsi="BCSans-Bold" w:cs="BCSans-Bold"/>
-          <w:b/>
-          <w:bCs/>
-          <w:color w:val="A1192F"/>
-          <w:sz w:val="20"/>
-          <w:szCs w:val="20"/>
-        </w:rPr>
-        <w:t>i</w:t>
-      </w:r>
-      <w:proofErr w:type="spellEnd"/>
-      <w:r>
-        <w:rPr>
-          <w:rFonts w:ascii="BCSans-Bold" w:hAnsi="BCSans-Bold" w:cs="BCSans-Bold"/>
-          <w:b/>
-          <w:bCs/>
-          <w:color w:val="A1192F"/>
-          <w:sz w:val="20"/>
-          <w:szCs w:val="20"/>
-        </w:rPr>
-        <w:t>].</w:t>
-      </w:r>
-      <w:proofErr w:type="spellStart"/>
-      <w:r>
-        <w:rPr>
-          <w:rFonts w:ascii="BCSans-Bold" w:hAnsi="BCSans-Bold" w:cs="BCSans-Bold"/>
-          <w:b/>
-          <w:bCs/>
-          <w:color w:val="A1192F"/>
-          <w:sz w:val="20"/>
-          <w:szCs w:val="20"/>
-        </w:rPr>
-        <w:t>flagname</w:t>
-      </w:r>
-      <w:proofErr w:type="spellEnd"/>
-      <w:r>
-        <w:rPr>
-          <w:rFonts w:ascii="BCSans-Bold" w:hAnsi="BCSans-Bold" w:cs="BCSans-Bold"/>
-          <w:b/>
-          <w:bCs/>
-          <w:color w:val="A1192F"/>
-          <w:sz w:val="20"/>
-          <w:szCs w:val="20"/>
-        </w:rPr>
-        <w:t>}</w:t>
+        <w:t>{d.data[i].flagname}</w:t>
       </w:r>
       <w:r>
         <w:rPr>
@@ -164,43 +92,7 @@
           <w:sz w:val="20"/>
           <w:szCs w:val="20"/>
         </w:rPr>
-        <w:t xml:space="preserve"> data[</w:t>
-      </w:r>
-      <w:proofErr w:type="spellStart"/>
-      <w:r>
-        <w:rPr>
-          <w:rFonts w:ascii="BCSans-Bold" w:hAnsi="BCSans-Bold" w:cs="BCSans-Bold"/>
-          <w:b/>
-          <w:bCs/>
-          <w:color w:val="A1192F"/>
-          <w:sz w:val="20"/>
-          <w:szCs w:val="20"/>
-        </w:rPr>
-        <w:t>i</w:t>
-      </w:r>
-      <w:proofErr w:type="spellEnd"/>
-      <w:r>
-        <w:rPr>
-          <w:rFonts w:ascii="BCSans-Bold" w:hAnsi="BCSans-Bold" w:cs="BCSans-Bold"/>
-          <w:b/>
-          <w:bCs/>
-          <w:color w:val="A1192F"/>
-          <w:sz w:val="20"/>
-          <w:szCs w:val="20"/>
-        </w:rPr>
-        <w:t>].</w:t>
-      </w:r>
-      <w:proofErr w:type="spellStart"/>
-      <w:r>
-        <w:rPr>
-          <w:rFonts w:ascii="BCSans-Bold" w:hAnsi="BCSans-Bold" w:cs="BCSans-Bold"/>
-          <w:b/>
-          <w:bCs/>
-          <w:color w:val="A1192F"/>
-          <w:sz w:val="20"/>
-          <w:szCs w:val="20"/>
-        </w:rPr>
-        <w:t>p</w:t>
+        <w:t xml:space="preserve"> data[i].p</w:t>
       </w:r>
       <w:r>
         <w:rPr>
@@ -233,19 +125,7 @@
           <w:sz w:val="20"/>
           <w:szCs w:val="20"/>
         </w:rPr>
-        <w:t>ount</w:t>
-      </w:r>
-      <w:proofErr w:type="spellEnd"/>
-      <w:r>
-        <w:rPr>
-          <w:rFonts w:ascii="BCSans-Bold" w:hAnsi="BCSans-Bold" w:cs="BCSans-Bold"/>
-          <w:b/>
-          <w:bCs/>
-          <w:color w:val="A1192F"/>
-          <w:sz w:val="20"/>
-          <w:szCs w:val="20"/>
-        </w:rPr>
-        <w:t>}</w:t>
+        <w:t>ount}</w:t>
       </w:r>
     </w:p>
     <w:tbl>
@@ -286,7 +166,6 @@
                 <w:szCs w:val="20"/>
               </w:rPr>
             </w:pPr>
-            <w:proofErr w:type="spellStart"/>
             <w:r>
               <w:rPr>
                 <w:rFonts w:ascii="BCSans-Regular" w:hAnsi="BCSans-Regular" w:cs="BCSans-Regular"/>
@@ -296,7 +175,6 @@
               </w:rPr>
               <w:t>pg</w:t>
             </w:r>
-            <w:proofErr w:type="spellEnd"/>
             <w:r>
               <w:rPr>
                 <w:rFonts w:ascii="BCSans-Regular" w:hAnsi="BCSans-Regular" w:cs="BCSans-Regular"/>
@@ -322,67 +200,7 @@
                 <w:sz w:val="20"/>
                 <w:szCs w:val="20"/>
               </w:rPr>
-              <w:t>{</w:t>
-            </w:r>
-            <w:proofErr w:type="spellStart"/>
-            <w:r>
-              <w:rPr>
-                <w:rFonts w:ascii="BCSans-Regular" w:hAnsi="BCSans-Regular" w:cs="BCSans-Regular"/>
-                <w:color w:val="A1192F"/>
-                <w:sz w:val="20"/>
-                <w:szCs w:val="20"/>
-              </w:rPr>
-              <w:t>d.data</w:t>
-            </w:r>
-            <w:proofErr w:type="spellEnd"/>
-            <w:r>
-              <w:rPr>
-                <w:rFonts w:ascii="BCSans-Regular" w:hAnsi="BCSans-Regular" w:cs="BCSans-Regular"/>
-                <w:color w:val="A1192F"/>
-                <w:sz w:val="20"/>
-                <w:szCs w:val="20"/>
-              </w:rPr>
-              <w:t>[</w:t>
-            </w:r>
-            <w:proofErr w:type="spellStart"/>
-            <w:r>
-              <w:rPr>
-                <w:rFonts w:ascii="BCSans-Regular" w:hAnsi="BCSans-Regular" w:cs="BCSans-Regular"/>
-                <w:color w:val="A1192F"/>
-                <w:sz w:val="20"/>
-                <w:szCs w:val="20"/>
-              </w:rPr>
-              <w:t>i</w:t>
-            </w:r>
-            <w:proofErr w:type="spellEnd"/>
-            <w:r>
-              <w:rPr>
-                <w:rFonts w:ascii="BCSans-Regular" w:hAnsi="BCSans-Regular" w:cs="BCSans-Regular"/>
-                <w:color w:val="A1192F"/>
-                <w:sz w:val="20"/>
-                <w:szCs w:val="20"/>
-              </w:rPr>
-              <w:t>].sections[</w:t>
-            </w:r>
-            <w:proofErr w:type="spellStart"/>
-            <w:r>
-              <w:rPr>
-                <w:rFonts w:ascii="BCSans-Regular" w:hAnsi="BCSans-Regular" w:cs="BCSans-Regular"/>
-                <w:color w:val="A1192F"/>
-                <w:sz w:val="20"/>
-                <w:szCs w:val="20"/>
-              </w:rPr>
-              <w:t>i</w:t>
-            </w:r>
-            <w:proofErr w:type="spellEnd"/>
-            <w:r>
-              <w:rPr>
-                <w:rFonts w:ascii="BCSans-Regular" w:hAnsi="BCSans-Regular" w:cs="BCSans-Regular"/>
-                <w:color w:val="A1192F"/>
-                <w:sz w:val="20"/>
-                <w:szCs w:val="20"/>
-              </w:rPr>
-              <w:t>].range}</w:t>
+              <w:t>{d.data[i].sections[i].range}</w:t>
             </w:r>
           </w:p>
         </w:tc>
@@ -416,67 +234,7 @@
                 <w:sz w:val="20"/>
                 <w:szCs w:val="20"/>
               </w:rPr>
-              <w:t>{</w:t>
-            </w:r>
-            <w:proofErr w:type="spellStart"/>
-            <w:r>
-              <w:rPr>
-                <w:rFonts w:ascii="BCSans-Regular" w:hAnsi="BCSans-Regular" w:cs="BCSans-Regular"/>
-                <w:color w:val="A1192F"/>
-                <w:sz w:val="20"/>
-                <w:szCs w:val="20"/>
-              </w:rPr>
-              <w:t>d.data</w:t>
-            </w:r>
-            <w:proofErr w:type="spellEnd"/>
-            <w:r>
-              <w:rPr>
-                <w:rFonts w:ascii="BCSans-Regular" w:hAnsi="BCSans-Regular" w:cs="BCSans-Regular"/>
-                <w:color w:val="A1192F"/>
-                <w:sz w:val="20"/>
-                <w:szCs w:val="20"/>
-              </w:rPr>
-              <w:t>[</w:t>
-            </w:r>
-            <w:proofErr w:type="spellStart"/>
-            <w:r>
-              <w:rPr>
-                <w:rFonts w:ascii="BCSans-Regular" w:hAnsi="BCSans-Regular" w:cs="BCSans-Regular"/>
-                <w:color w:val="A1192F"/>
-                <w:sz w:val="20"/>
-                <w:szCs w:val="20"/>
-              </w:rPr>
-              <w:t>i</w:t>
-            </w:r>
-            <w:proofErr w:type="spellEnd"/>
-            <w:r>
-              <w:rPr>
-                <w:rFonts w:ascii="BCSans-Regular" w:hAnsi="BCSans-Regular" w:cs="BCSans-Regular"/>
-                <w:color w:val="A1192F"/>
-                <w:sz w:val="20"/>
-                <w:szCs w:val="20"/>
-              </w:rPr>
-              <w:t>].sections[</w:t>
-            </w:r>
-            <w:proofErr w:type="spellStart"/>
-            <w:r>
-              <w:rPr>
-                <w:rFonts w:ascii="BCSans-Regular" w:hAnsi="BCSans-Regular" w:cs="BCSans-Regular"/>
-                <w:color w:val="A1192F"/>
-                <w:sz w:val="20"/>
-                <w:szCs w:val="20"/>
-              </w:rPr>
-              <w:t>i</w:t>
-            </w:r>
-            <w:proofErr w:type="spellEnd"/>
-            <w:r>
-              <w:rPr>
-                <w:rFonts w:ascii="BCSans-Regular" w:hAnsi="BCSans-Regular" w:cs="BCSans-Regular"/>
-                <w:color w:val="A1192F"/>
-                <w:sz w:val="20"/>
-                <w:szCs w:val="20"/>
-              </w:rPr>
-              <w:t>].section}</w:t>
+              <w:t>{d.data[i].sections[i].section}</w:t>
             </w:r>
           </w:p>
         </w:tc>
@@ -508,7 +266,6 @@
                 <w:szCs w:val="20"/>
               </w:rPr>
             </w:pPr>
-            <w:proofErr w:type="spellStart"/>
             <w:r>
               <w:rPr>
                 <w:rFonts w:ascii="BCSans-Regular" w:hAnsi="BCSans-Regular" w:cs="BCSans-Regular"/>
@@ -518,7 +275,6 @@
               </w:rPr>
               <w:t>pg</w:t>
             </w:r>
-            <w:proofErr w:type="spellEnd"/>
             <w:r>
               <w:rPr>
                 <w:rFonts w:ascii="BCSans-Regular" w:hAnsi="BCSans-Regular" w:cs="BCSans-Regular"/>
@@ -535,47 +291,7 @@
                 <w:sz w:val="20"/>
                 <w:szCs w:val="20"/>
               </w:rPr>
-              <w:t>. {</w:t>
-            </w:r>
-            <w:proofErr w:type="spellStart"/>
-            <w:r>
-              <w:rPr>
-                <w:rFonts w:ascii="BCSans-Regular" w:hAnsi="BCSans-Regular" w:cs="BCSans-Regular"/>
-                <w:color w:val="A1192F"/>
-                <w:sz w:val="20"/>
-                <w:szCs w:val="20"/>
-              </w:rPr>
-              <w:t>d.data</w:t>
-            </w:r>
-            <w:proofErr w:type="spellEnd"/>
-            <w:r>
-              <w:rPr>
-                <w:rFonts w:ascii="BCSans-Regular" w:hAnsi="BCSans-Regular" w:cs="BCSans-Regular"/>
-                <w:color w:val="A1192F"/>
-                <w:sz w:val="20"/>
-                <w:szCs w:val="20"/>
-              </w:rPr>
-              <w:t>[</w:t>
-            </w:r>
-            <w:proofErr w:type="spellStart"/>
-            <w:r>
-              <w:rPr>
-                <w:rFonts w:ascii="BCSans-Regular" w:hAnsi="BCSans-Regular" w:cs="BCSans-Regular"/>
-                <w:color w:val="A1192F"/>
-                <w:sz w:val="20"/>
-                <w:szCs w:val="20"/>
-              </w:rPr>
-              <w:t>i</w:t>
-            </w:r>
-            <w:proofErr w:type="spellEnd"/>
-            <w:r>
-              <w:rPr>
-                <w:rFonts w:ascii="BCSans-Regular" w:hAnsi="BCSans-Regular" w:cs="BCSans-Regular"/>
-                <w:color w:val="A1192F"/>
-                <w:sz w:val="20"/>
-                <w:szCs w:val="20"/>
-              </w:rPr>
-              <w:t>].sections[i+1].range}</w:t>
+              <w:t>. {d.data[i].sections[i+1].range}</w:t>
             </w:r>
           </w:p>
         </w:tc>
@@ -609,47 +325,7 @@
                 <w:sz w:val="20"/>
                 <w:szCs w:val="20"/>
               </w:rPr>
-              <w:t>{</w:t>
-            </w:r>
-            <w:proofErr w:type="spellStart"/>
-            <w:r>
-              <w:rPr>
-                <w:rFonts w:ascii="BCSans-Regular" w:hAnsi="BCSans-Regular" w:cs="BCSans-Regular"/>
-                <w:color w:val="A1192F"/>
-                <w:sz w:val="20"/>
-                <w:szCs w:val="20"/>
-              </w:rPr>
-              <w:t>d.data</w:t>
-            </w:r>
-            <w:proofErr w:type="spellEnd"/>
-            <w:r>
-              <w:rPr>
-                <w:rFonts w:ascii="BCSans-Regular" w:hAnsi="BCSans-Regular" w:cs="BCSans-Regular"/>
-                <w:color w:val="A1192F"/>
-                <w:sz w:val="20"/>
-                <w:szCs w:val="20"/>
-              </w:rPr>
-              <w:t>[</w:t>
-            </w:r>
-            <w:proofErr w:type="spellStart"/>
-            <w:r>
-              <w:rPr>
-                <w:rFonts w:ascii="BCSans-Regular" w:hAnsi="BCSans-Regular" w:cs="BCSans-Regular"/>
-                <w:color w:val="A1192F"/>
-                <w:sz w:val="20"/>
-                <w:szCs w:val="20"/>
-              </w:rPr>
-              <w:t>i</w:t>
-            </w:r>
-            <w:proofErr w:type="spellEnd"/>
-            <w:r>
-              <w:rPr>
-                <w:rFonts w:ascii="BCSans-Regular" w:hAnsi="BCSans-Regular" w:cs="BCSans-Regular"/>
-                <w:color w:val="A1192F"/>
-                <w:sz w:val="20"/>
-                <w:szCs w:val="20"/>
-              </w:rPr>
-              <w:t>].sections[i+1].section}</w:t>
+              <w:t>{d.data[i].sections[i+1].section}</w:t>
             </w:r>
           </w:p>
         </w:tc>
@@ -679,55 +355,7 @@
           <w:sz w:val="20"/>
           <w:szCs w:val="20"/>
         </w:rPr>
-        <w:t>{</w:t>
-      </w:r>
-      <w:proofErr w:type="spellStart"/>
-      <w:r>
-        <w:rPr>
-          <w:rFonts w:ascii="BCSans-Bold" w:hAnsi="BCSans-Bold" w:cs="BCSans-Bold"/>
-          <w:b/>
-          <w:bCs/>
-          <w:color w:val="A1192F"/>
-          <w:sz w:val="20"/>
-          <w:szCs w:val="20"/>
-        </w:rPr>
-        <w:t>d.data</w:t>
-      </w:r>
-      <w:proofErr w:type="spellEnd"/>
-      <w:r>
-        <w:rPr>
-          <w:rFonts w:ascii="BCSans-Bold" w:hAnsi="BCSans-Bold" w:cs="BCSans-Bold"/>
-          <w:b/>
-          <w:bCs/>
-          <w:color w:val="A1192F"/>
-          <w:sz w:val="20"/>
-          <w:szCs w:val="20"/>
-        </w:rPr>
-        <w:t>[i+1].</w:t>
-      </w:r>
-      <w:proofErr w:type="spellStart"/>
-      <w:r>
-        <w:rPr>
-          <w:rFonts w:ascii="BCSans-Bold" w:hAnsi="BCSans-Bold" w:cs="BCSans-Bold"/>
-          <w:b/>
-          <w:bCs/>
-          <w:color w:val="A1192F"/>
-          <w:sz w:val="20"/>
-          <w:szCs w:val="20"/>
-        </w:rPr>
-        <w:t>flagname</w:t>
-      </w:r>
-      <w:proofErr w:type="spellEnd"/>
-      <w:r>
-        <w:rPr>
-          <w:rFonts w:ascii="BCSans-Bold" w:hAnsi="BCSans-Bold" w:cs="BCSans-Bold"/>
-          <w:b/>
-          <w:bCs/>
-          <w:color w:val="A1192F"/>
-          <w:sz w:val="20"/>
-          <w:szCs w:val="20"/>
-        </w:rPr>
-        <w:t xml:space="preserve">} – </w:t>
+        <w:t xml:space="preserve">{d.data[i+1].flagname} – </w:t>
       </w:r>
       <w:r>
         <w:rPr>
@@ -749,31 +377,7 @@
           <w:sz w:val="20"/>
           <w:szCs w:val="20"/>
         </w:rPr>
-        <w:t>{d. data[i+1].</w:t>
-      </w:r>
-      <w:proofErr w:type="spellStart"/>
-      <w:r>
-        <w:rPr>
-          <w:rFonts w:ascii="BCSans-Bold" w:hAnsi="BCSans-Bold" w:cs="BCSans-Bold"/>
-          <w:b/>
-          <w:bCs/>
-          <w:color w:val="A1192F"/>
-          <w:sz w:val="20"/>
-          <w:szCs w:val="20"/>
-        </w:rPr>
-        <w:t>pagecount</w:t>
-      </w:r>
-      <w:proofErr w:type="spellEnd"/>
-      <w:r>
-        <w:rPr>
-          <w:rFonts w:ascii="BCSans-Bold" w:hAnsi="BCSans-Bold" w:cs="BCSans-Bold"/>
-          <w:b/>
-          <w:bCs/>
-          <w:color w:val="A1192F"/>
-          <w:sz w:val="20"/>
-          <w:szCs w:val="20"/>
-        </w:rPr>
-        <w:t>}</w:t>
+        <w:t>{d. data[i+1].pagecount}</w:t>
       </w:r>
     </w:p>
     <w:tbl>
@@ -821,57 +425,7 @@
                 <w:sz w:val="20"/>
                 <w:szCs w:val="20"/>
               </w:rPr>
-              <w:t>{</w:t>
-            </w:r>
-            <w:proofErr w:type="spellStart"/>
-            <w:r>
-              <w:rPr>
-                <w:rFonts w:ascii="BCSans-Regular" w:hAnsi="BCSans-Regular" w:cs="BCSans-Regular"/>
-                <w:color w:val="A1192F"/>
-                <w:sz w:val="20"/>
-                <w:szCs w:val="20"/>
-              </w:rPr>
-              <w:t>d.data</w:t>
-            </w:r>
-            <w:proofErr w:type="spellEnd"/>
-            <w:r>
-              <w:rPr>
-                <w:rFonts w:ascii="BCSans-Regular" w:hAnsi="BCSans-Regular" w:cs="BCSans-Regular"/>
-                <w:color w:val="A1192F"/>
-                <w:sz w:val="20"/>
-                <w:szCs w:val="20"/>
-              </w:rPr>
-              <w:t>[i+1].sections[</w:t>
-            </w:r>
-            <w:proofErr w:type="spellStart"/>
-            <w:r>
-              <w:rPr>
-                <w:rFonts w:ascii="BCSans-Regular" w:hAnsi="BCSans-Regular" w:cs="BCSans-Regular"/>
-                <w:color w:val="A1192F"/>
-                <w:sz w:val="20"/>
-                <w:szCs w:val="20"/>
-              </w:rPr>
-              <w:t>i</w:t>
-            </w:r>
-            <w:proofErr w:type="spellEnd"/>
-            <w:r>
-              <w:rPr>
-                <w:rFonts w:ascii="BCSans-Regular" w:hAnsi="BCSans-Regular" w:cs="BCSans-Regular"/>
-                <w:color w:val="A1192F"/>
-                <w:sz w:val="20"/>
-                <w:szCs w:val="20"/>
-              </w:rPr>
-              <w:t>]:</w:t>
-            </w:r>
-            <w:proofErr w:type="spellStart"/>
-            <w:r>
-              <w:rPr>
-                <w:rFonts w:ascii="BCSans-Regular" w:hAnsi="BCSans-Regular" w:cs="BCSans-Regular"/>
-                <w:color w:val="A1192F"/>
-                <w:sz w:val="20"/>
-                <w:szCs w:val="20"/>
-              </w:rPr>
-              <w:t>if</w:t>
+              <w:t>{d.data[i+1].sections[i]:if</w:t>
             </w:r>
             <w:r>
               <w:rPr>
@@ -889,9 +443,8 @@
                 <w:sz w:val="20"/>
                 <w:szCs w:val="20"/>
               </w:rPr>
-              <w:t>EM</w:t>
+              <w:t>EM():</w:t>
             </w:r>
-            <w:proofErr w:type="spellEnd"/>
             <w:r>
               <w:rPr>
                 <w:rFonts w:ascii="BCSans-Regular" w:hAnsi="BCSans-Regular" w:cs="BCSans-Regular"/>
@@ -899,56 +452,7 @@
                 <w:sz w:val="20"/>
                 <w:szCs w:val="20"/>
               </w:rPr>
-              <w:t>():</w:t>
-            </w:r>
-            <w:r>
-              <w:rPr>
-                <w:rFonts w:ascii="BCSans-Regular" w:hAnsi="BCSans-Regular" w:cs="BCSans-Regular"/>
-                <w:color w:val="A1192F"/>
-                <w:sz w:val="20"/>
-                <w:szCs w:val="20"/>
-              </w:rPr>
-              <w:t xml:space="preserve">pg. </w:t>
-            </w:r>
-            <w:proofErr w:type="spellStart"/>
-            <w:r>
-              <w:rPr>
-                <w:rFonts w:ascii="BCSans-Regular" w:hAnsi="BCSans-Regular" w:cs="BCSans-Regular"/>
-                <w:color w:val="A1192F"/>
-                <w:sz w:val="20"/>
-                <w:szCs w:val="20"/>
-              </w:rPr>
-              <w:t>d.data</w:t>
-            </w:r>
-            <w:proofErr w:type="spellEnd"/>
-            <w:r>
-              <w:rPr>
-                <w:rFonts w:ascii="BCSans-Regular" w:hAnsi="BCSans-Regular" w:cs="BCSans-Regular"/>
-                <w:color w:val="A1192F"/>
-                <w:sz w:val="20"/>
-                <w:szCs w:val="20"/>
-              </w:rPr>
-              <w:t>[i+1].sections[</w:t>
-            </w:r>
-            <w:proofErr w:type="spellStart"/>
-            <w:r>
-              <w:rPr>
-                <w:rFonts w:ascii="BCSans-Regular" w:hAnsi="BCSans-Regular" w:cs="BCSans-Regular"/>
-                <w:color w:val="A1192F"/>
-                <w:sz w:val="20"/>
-                <w:szCs w:val="20"/>
-              </w:rPr>
-              <w:t>i</w:t>
-            </w:r>
-            <w:proofErr w:type="spellEnd"/>
-            <w:r>
-              <w:rPr>
-                <w:rFonts w:ascii="BCSans-Regular" w:hAnsi="BCSans-Regular" w:cs="BCSans-Regular"/>
-                <w:color w:val="A1192F"/>
-                <w:sz w:val="20"/>
-                <w:szCs w:val="20"/>
-              </w:rPr>
-              <w:t>].range}</w:t>
+              <w:t>pg. d.data[i+1].sections[i].range}</w:t>
             </w:r>
           </w:p>
           <w:p>
@@ -1052,37 +556,7 @@
                 <w:sz w:val="20"/>
                 <w:szCs w:val="20"/>
               </w:rPr>
-              <w:t>{</w:t>
-            </w:r>
-            <w:proofErr w:type="spellStart"/>
-            <w:r>
-              <w:rPr>
-                <w:rFonts w:ascii="BCSans-Regular" w:hAnsi="BCSans-Regular" w:cs="BCSans-Regular"/>
-                <w:color w:val="A1192F"/>
-                <w:sz w:val="20"/>
-                <w:szCs w:val="20"/>
-              </w:rPr>
-              <w:t>d.data</w:t>
-            </w:r>
-            <w:proofErr w:type="spellEnd"/>
-            <w:r>
-              <w:rPr>
-                <w:rFonts w:ascii="BCSans-Regular" w:hAnsi="BCSans-Regular" w:cs="BCSans-Regular"/>
-                <w:color w:val="A1192F"/>
-                <w:sz w:val="20"/>
-                <w:szCs w:val="20"/>
-              </w:rPr>
-              <w:t>[i+1].sections[i+1]:</w:t>
-            </w:r>
-            <w:proofErr w:type="spellStart"/>
-            <w:r>
-              <w:rPr>
-                <w:rFonts w:ascii="BCSans-Regular" w:hAnsi="BCSans-Regular" w:cs="BCSans-Regular"/>
-                <w:color w:val="A1192F"/>
-                <w:sz w:val="20"/>
-                <w:szCs w:val="20"/>
-              </w:rPr>
-              <w:t>if</w:t>
+              <w:t>{d.data[i+1].sections[i+1]:if</w:t>
             </w:r>
             <w:r>
               <w:rPr>
@@ -1100,17 +574,7 @@
                 <w:sz w:val="20"/>
                 <w:szCs w:val="20"/>
               </w:rPr>
-              <w:t>EM</w:t>
-            </w:r>
-            <w:proofErr w:type="spellEnd"/>
-            <w:r>
-              <w:rPr>
-                <w:rFonts w:ascii="BCSans-Regular" w:hAnsi="BCSans-Regular" w:cs="BCSans-Regular"/>
-                <w:color w:val="A1192F"/>
-                <w:sz w:val="20"/>
-                <w:szCs w:val="20"/>
-              </w:rPr>
-              <w:t>():</w:t>
+              <w:t>EM():</w:t>
             </w:r>
             <w:r>
               <w:rPr>
@@ -1130,7 +594,6 @@
               </w:rPr>
               <w:t xml:space="preserve">. </w:t>
             </w:r>
-            <w:proofErr w:type="spellStart"/>
             <w:r>
               <w:rPr>
                 <w:rFonts w:ascii="BCSans-Regular" w:hAnsi="BCSans-Regular" w:cs="BCSans-Regular"/>
@@ -1138,17 +601,7 @@
                 <w:sz w:val="20"/>
                 <w:szCs w:val="20"/>
               </w:rPr>
-              <w:t>d.data</w:t>
-            </w:r>
-            <w:proofErr w:type="spellEnd"/>
-            <w:r>
-              <w:rPr>
-                <w:rFonts w:ascii="BCSans-Regular" w:hAnsi="BCSans-Regular" w:cs="BCSans-Regular"/>
-                <w:color w:val="A1192F"/>
-                <w:sz w:val="20"/>
-                <w:szCs w:val="20"/>
-              </w:rPr>
-              <w:t>[i+1].sections[i+1].range}</w:t>
+              <w:t>d.data[i+1].sections[i+1].range}</w:t>
             </w:r>
           </w:p>
         </w:tc>
@@ -1407,7 +860,7 @@
               <w:color w:val="0D0D0D" w:themeColor="text1" w:themeTint="F2"/>
               <w:sz w:val="16"/>
             </w:rPr>
-            <w:t xml:space="preserve">FOI </w:t>
+            <w:t>Access &amp; Information Management Branch</w:t>
           </w:r>
           <w:r>
             <w:rPr>
@@ -1416,7 +869,7 @@
               <w:color w:val="0D0D0D" w:themeColor="text1" w:themeTint="F2"/>
               <w:sz w:val="16"/>
             </w:rPr>
-            <w:t xml:space="preserve">Operations                 </w:t>
+            <w:t xml:space="preserve">                 </w:t>
           </w:r>
         </w:p>
         <w:p>
@@ -1484,27 +937,7 @@
               <w:color w:val="0D0D0D" w:themeColor="text1" w:themeTint="F2"/>
               <w:sz w:val="16"/>
             </w:rPr>
-            <w:t xml:space="preserve">PO Box 9569 </w:t>
-          </w:r>
-          <w:proofErr w:type="spellStart"/>
-          <w:r>
-            <w:rPr>
-              <w:rFonts w:ascii="Times New Roman" w:hAnsi="Times New Roman"/>
-              <w:bCs/>
-              <w:color w:val="0D0D0D" w:themeColor="text1" w:themeTint="F2"/>
-              <w:sz w:val="16"/>
-            </w:rPr>
-            <w:t>Stn</w:t>
-          </w:r>
-          <w:proofErr w:type="spellEnd"/>
-          <w:r>
-            <w:rPr>
-              <w:rFonts w:ascii="Times New Roman" w:hAnsi="Times New Roman"/>
-              <w:bCs/>
-              <w:color w:val="0D0D0D" w:themeColor="text1" w:themeTint="F2"/>
-              <w:sz w:val="16"/>
-            </w:rPr>
-            <w:t xml:space="preserve"> Prov Govt               </w:t>
+            <w:t xml:space="preserve">PO Box 9569 Stn Prov Govt               </w:t>
           </w:r>
         </w:p>
         <w:p>
@@ -1659,7 +1092,6 @@
               </w:rPr>
               <w:t xml:space="preserve">                   </w:t>
             </w:r>
-            <w:proofErr w:type="spellStart"/>
             <w:r>
               <w:rPr>
                 <w:rStyle w:val="Hyperlink"/>
@@ -1668,18 +1100,7 @@
                 <w:sz w:val="16"/>
                 <w:szCs w:val="16"/>
               </w:rPr>
-              <w:t>freedomofinformation</w:t>
-            </w:r>
-            <w:proofErr w:type="spellEnd"/>
-            <w:r>
-              <w:rPr>
-                <w:rStyle w:val="Hyperlink"/>
-                <w:rFonts w:ascii="Times New Roman" w:hAnsi="Times New Roman"/>
-                <w:color w:val="0D0D0D" w:themeColor="text1" w:themeTint="F2"/>
-                <w:sz w:val="16"/>
-                <w:szCs w:val="16"/>
-              </w:rPr>
-              <w:t>/</w:t>
+              <w:t>freedomofinformation/</w:t>
             </w:r>
           </w:hyperlink>
         </w:p>
@@ -1880,7 +1301,7 @@
               <w:sz w:val="16"/>
               <w:szCs w:val="16"/>
             </w:rPr>
-            <w:t xml:space="preserve">FOI </w:t>
+            <w:t>Access &amp; Information Management Branch</w:t>
           </w:r>
           <w:r>
             <w:rPr>
@@ -1891,7 +1312,7 @@
               <w:sz w:val="16"/>
               <w:szCs w:val="16"/>
             </w:rPr>
-            <w:t>Operations)</w:t>
+            <w:t>)</w:t>
           </w:r>
         </w:p>
         <w:p>
@@ -2448,25 +1869,7 @@
               <w:b/>
               <w:bCs/>
             </w:rPr>
-            <w:t>Request # {</w:t>
-          </w:r>
-          <w:proofErr w:type="spellStart"/>
-          <w:r>
-            <w:rPr>
-              <w:rFonts w:ascii="BC Sans" w:hAnsi="BC Sans"/>
-              <w:b/>
-              <w:bCs/>
-            </w:rPr>
-            <w:t>d.requestnumber</w:t>
-          </w:r>
-          <w:proofErr w:type="spellEnd"/>
-          <w:r>
-            <w:rPr>
-              <w:rFonts w:ascii="BC Sans" w:hAnsi="BC Sans"/>
-              <w:b/>
-              <w:bCs/>
-            </w:rPr>
-            <w:t>}</w:t>
+            <w:t>Request # {d.requestnumber}</w:t>
           </w:r>
         </w:p>
       </w:tc>
@@ -3425,6 +2828,15 @@
 </file>
 
 <file path=customXml/item1.xml><?xml version="1.0" encoding="utf-8"?>
+<?mso-contentType ?>
+<FormTemplates xmlns="http://schemas.microsoft.com/sharepoint/v3/contenttype/forms">
+  <Display>DocumentLibraryForm</Display>
+  <Edit>DocumentLibraryForm</Edit>
+  <New>DocumentLibraryForm</New>
+</FormTemplates>
+</file>
+
+<file path=customXml/item2.xml><?xml version="1.0" encoding="utf-8"?>
 <ct:contentTypeSchema xmlns:ct="http://schemas.microsoft.com/office/2006/metadata/contentType" xmlns:ma="http://schemas.microsoft.com/office/2006/metadata/properties/metaAttributes" ct:_="" ma:_="" ma:contentTypeName="Document" ma:contentTypeID="0x010100E774CC2FC15D5F4B9843318F21B96CF2" ma:contentTypeVersion="13" ma:contentTypeDescription="Create a new document." ma:contentTypeScope="" ma:versionID="9734f759d7539526660f242c532f1a36">
   <xsd:schema xmlns:xsd="http://www.w3.org/2001/XMLSchema" xmlns:xs="http://www.w3.org/2001/XMLSchema" xmlns:p="http://schemas.microsoft.com/office/2006/metadata/properties" xmlns:ns2="75e570c0-d7c7-4c73-adba-666f84131a9c" xmlns:ns3="89ff61d5-a6c1-4b78-89d0-b0aeb35ad473" targetNamespace="http://schemas.microsoft.com/office/2006/metadata/properties" ma:root="true" ma:fieldsID="fcda4498f13abd7a0badb315690a5b80" ns2:_="" ns3:_="">
     <xsd:import namespace="75e570c0-d7c7-4c73-adba-666f84131a9c"/>
@@ -3647,26 +3059,25 @@
 </ct:contentTypeSchema>
 </file>
 
-<file path=customXml/item2.xml><?xml version="1.0" encoding="utf-8"?>
-<?mso-contentType ?>
-<FormTemplates xmlns="http://schemas.microsoft.com/sharepoint/v3/contenttype/forms">
-  <Display>DocumentLibraryForm</Display>
-  <Edit>DocumentLibraryForm</Edit>
-  <New>DocumentLibraryForm</New>
-</FormTemplates>
+<file path=customXml/item3.xml><?xml version="1.0" encoding="utf-8"?>
+<b:Sources xmlns:b="http://schemas.openxmlformats.org/officeDocument/2006/bibliography" xmlns="http://schemas.openxmlformats.org/officeDocument/2006/bibliography" SelectedStyle="/APASixthEditionOfficeOnline.xsl" StyleName="APA" Version="6"/>
 </file>
 
-<file path=customXml/item3.xml><?xml version="1.0" encoding="utf-8"?>
+<file path=customXml/item4.xml><?xml version="1.0" encoding="utf-8"?>
 <p:properties xmlns:p="http://schemas.microsoft.com/office/2006/metadata/properties" xmlns:xsi="http://www.w3.org/2001/XMLSchema-instance" xmlns:pc="http://schemas.microsoft.com/office/infopath/2007/PartnerControls">
   <documentManagement/>
 </p:properties>
 </file>
 
-<file path=customXml/item4.xml><?xml version="1.0" encoding="utf-8"?>
-<b:Sources xmlns:b="http://schemas.openxmlformats.org/officeDocument/2006/bibliography" xmlns="http://schemas.openxmlformats.org/officeDocument/2006/bibliography" SelectedStyle="/APASixthEditionOfficeOnline.xsl" StyleName="APA" Version="6"/>
+<file path=customXml/itemProps1.xml><?xml version="1.0" encoding="utf-8"?>
+<ds:datastoreItem xmlns:ds="http://schemas.openxmlformats.org/officeDocument/2006/customXml" ds:itemID="{641E4145-9D85-4BD2-927D-7AB21DB3B68E}">
+  <ds:schemaRefs>
+    <ds:schemaRef ds:uri="http://schemas.microsoft.com/sharepoint/v3/contenttype/forms"/>
+  </ds:schemaRefs>
+</ds:datastoreItem>
 </file>
 
-<file path=customXml/itemProps1.xml><?xml version="1.0" encoding="utf-8"?>
+<file path=customXml/itemProps2.xml><?xml version="1.0" encoding="utf-8"?>
 <ds:datastoreItem xmlns:ds="http://schemas.openxmlformats.org/officeDocument/2006/customXml" ds:itemID="{733BAA04-22FD-4001-8AC3-016CFE0D0D03}">
   <ds:schemaRefs>
     <ds:schemaRef ds:uri="http://schemas.microsoft.com/office/2006/metadata/contentType"/>
@@ -3685,27 +3096,19 @@
 </ds:datastoreItem>
 </file>
 
-<file path=customXml/itemProps2.xml><?xml version="1.0" encoding="utf-8"?>
-<ds:datastoreItem xmlns:ds="http://schemas.openxmlformats.org/officeDocument/2006/customXml" ds:itemID="{641E4145-9D85-4BD2-927D-7AB21DB3B68E}">
+<file path=customXml/itemProps3.xml><?xml version="1.0" encoding="utf-8"?>
+<ds:datastoreItem xmlns:ds="http://schemas.openxmlformats.org/officeDocument/2006/customXml" ds:itemID="{9CE651B1-34DA-524A-9E9A-91E44FB38903}">
   <ds:schemaRefs>
-    <ds:schemaRef ds:uri="http://schemas.microsoft.com/sharepoint/v3/contenttype/forms"/>
+    <ds:schemaRef ds:uri="http://schemas.openxmlformats.org/officeDocument/2006/bibliography"/>
   </ds:schemaRefs>
 </ds:datastoreItem>
 </file>
 
-<file path=customXml/itemProps3.xml><?xml version="1.0" encoding="utf-8"?>
+<file path=customXml/itemProps4.xml><?xml version="1.0" encoding="utf-8"?>
 <ds:datastoreItem xmlns:ds="http://schemas.openxmlformats.org/officeDocument/2006/customXml" ds:itemID="{B09A3C2A-023B-46CF-A296-EF6639527430}">
   <ds:schemaRefs>
     <ds:schemaRef ds:uri="http://schemas.microsoft.com/office/2006/metadata/properties"/>
     <ds:schemaRef ds:uri="http://schemas.microsoft.com/office/infopath/2007/PartnerControls"/>
   </ds:schemaRefs>
 </ds:datastoreItem>
-</file>
-
-<file path=customXml/itemProps4.xml><?xml version="1.0" encoding="utf-8"?>
-<ds:datastoreItem xmlns:ds="http://schemas.openxmlformats.org/officeDocument/2006/customXml" ds:itemID="{9CE651B1-34DA-524A-9E9A-91E44FB38903}">
-  <ds:schemaRefs>
-    <ds:schemaRef ds:uri="http://schemas.openxmlformats.org/officeDocument/2006/bibliography"/>
-  </ds:schemaRefs>
-</ds:datastoreItem>
 </file>